--- a/external-content/docx/dzen/04-konkurent-vyshe-v-poiske.docx
+++ b/external-content/docx/dzen/04-konkurent-vyshe-v-poiske.docx
@@ -415,7 +415,7 @@
           <w:i/>
           <w:iCs/>
         </w:rPr>
-        <w:t xml:space="preserve">Я частный интернет-маркетолог: настраиваю рекламу, занимаюсь SEO-оптимизацией и делаю сайты. Подробнее — карацапов-даниил-маркетинг.рф</w:t>
+        <w:t xml:space="preserve">Я частный интернет-маркетолог: настраиваю рекламу, занимаюсь SEO-оптимизацией и делаю сайты. Подробнее — karatsapov.ru</w:t>
       </w:r>
     </w:p>
     <w:sectPr>

--- a/external-content/docx/dzen/04-konkurent-vyshe-v-poiske.docx
+++ b/external-content/docx/dzen/04-konkurent-vyshe-v-poiske.docx
@@ -77,6 +77,18 @@
         <w:spacing w:after="160" w:line="300"/>
       </w:pPr>
       <w:r>
+        <w:rPr>
+          <w:i/>
+          <w:iCs/>
+        </w:rPr>
+        <w:t xml:space="preserve">Подпись: Два этажа выдачи: сверху реклама, ниже органика. Конкурент может быть выше за деньги.</w:t>
+      </w:r>
+    </w:p>
+    <w:p>
+      <w:pPr>
+        <w:spacing w:after="160" w:line="300"/>
+      </w:pPr>
+      <w:r>
         <w:t xml:space="preserve">Если конкурент в самом верху с пометкой «Реклама» — он туда не «поднялся». Он туда заплатил. Это Яндекс Директ, и попасть туда можно за деньги за пару часов.</w:t>
       </w:r>
     </w:p>
@@ -189,6 +201,18 @@
         <w:spacing w:after="160" w:line="300"/>
       </w:pPr>
       <w:r>
+        <w:rPr>
+          <w:i/>
+          <w:iCs/>
+        </w:rPr>
+        <w:t xml:space="preserve">Подпись: Красивый сайт из слоганов и фото. Поисковику нечего прочитать — нечего и ранжировать.</w:t>
+      </w:r>
+    </w:p>
+    <w:p>
+      <w:pPr>
+        <w:spacing w:after="160" w:line="300"/>
+      </w:pPr>
+      <w:r>
         <w:t xml:space="preserve">У страшного сайта конкурента при этом часто есть длинные подробные тексты: описание услуги, цены, ответы на вопросы, статьи. Не потому что он умный, а потому что так делали сайты десять лет назад. И это до сих пор работает.</w:t>
       </w:r>
     </w:p>
@@ -282,6 +306,18 @@
           <w:color w:val="5C7A00"/>
         </w:rPr>
         <w:t xml:space="preserve">[ КАРТИНКА: dzen-04-chto-delat.jpg — вставить файл из папки images, эту строку удалить ]</w:t>
+      </w:r>
+    </w:p>
+    <w:p>
+      <w:pPr>
+        <w:spacing w:after="160" w:line="300"/>
+      </w:pPr>
+      <w:r>
+        <w:rPr>
+          <w:i/>
+          <w:iCs/>
+        </w:rPr>
+        <w:t xml:space="preserve">Подпись: Четыре шага: сравнить свой сайт с конкурентом и понять, где проигрываете.</w:t>
       </w:r>
     </w:p>
     <w:p>

--- a/external-content/docx/dzen/04-konkurent-vyshe-v-poiske.docx
+++ b/external-content/docx/dzen/04-konkurent-vyshe-v-poiske.docx
@@ -9,6 +9,18 @@
       </w:pPr>
       <w:r>
         <w:t xml:space="preserve">Почему конкурент выше в поиске, хотя сайт у него хуже</w:t>
+      </w:r>
+    </w:p>
+    <w:p>
+      <w:pPr>
+        <w:spacing w:after="160" w:line="300"/>
+      </w:pPr>
+      <w:r>
+        <w:rPr>
+          <w:i/>
+          <w:iCs/>
+        </w:rPr>
+        <w:t xml:space="preserve">Подпись обложки: Красивый сайт и высокие позиции — разные вещи. Разбираю, из чего на самом деле складывается место в выдаче.</w:t>
       </w:r>
     </w:p>
     <w:p>
